--- a/site/downloads/handbook-C6.docx
+++ b/site/downloads/handbook-C6.docx
@@ -1325,6 +1325,159 @@
         <w:t>A relationship with both problems produces both warnings, many-to-many first.</w:t>
       </w:r>
     </w:p>
+    <w:p>
+      <w:r>
+        <w:rPr>
+          <w:b w:val="0"/>
+          <w:i w:val="0"/>
+        </w:rPr>
+        <w:t>Your code must pass these checks:</w:t>
+      </w:r>
+    </w:p>
+    <w:p>
+      <w:pPr>
+        <w:pStyle w:val="ListBullet"/>
+      </w:pPr>
+      <w:r>
+        <w:rPr>
+          <w:b w:val="0"/>
+          <w:i w:val="0"/>
+        </w:rPr>
+        <w:t>A one-to-many single-direction relationship has no warnings.</w:t>
+      </w:r>
+    </w:p>
+    <w:p>
+      <w:pPr>
+        <w:pStyle w:val="ListBullet"/>
+      </w:pPr>
+      <w:r>
+        <w:rPr>
+          <w:b w:val="0"/>
+          <w:i w:val="0"/>
+        </w:rPr>
+        <w:t>Flag many-to-many and bi-directional relationships, in order.</w:t>
+      </w:r>
+    </w:p>
+    <w:p>
+      <w:r>
+        <w:rPr>
+          <w:b w:val="0"/>
+          <w:i w:val="0"/>
+        </w:rPr>
+        <w:t>Shape of the answer. The reference solution defines these names. Write the bodies yourself.</w:t>
+      </w:r>
+    </w:p>
+    <w:tbl>
+      <w:tblPr>
+        <w:tblW w:type="auto" w:w="0"/>
+        <w:jc w:val="left"/>
+        <w:tblLook w:firstColumn="1" w:firstRow="1" w:lastColumn="0" w:lastRow="0" w:noHBand="0" w:noVBand="1" w:val="04A0"/>
+      </w:tblPr>
+      <w:tblGrid>
+        <w:gridCol w:w="8221"/>
+      </w:tblGrid>
+      <w:tr>
+        <w:tc>
+          <w:tcPr>
+            <w:tcW w:type="dxa" w:w="8221"/>
+            <w:shd w:val="clear" w:color="auto" w:fill="F2F4F7"/>
+          </w:tcPr>
+          <w:p>
+            <w:pPr>
+              <w:spacing w:before="0" w:after="0" w:line="240" w:lineRule="auto"/>
+              <w:ind w:left="567" w:hanging="567"/>
+            </w:pPr>
+            <w:r>
+              <w:rPr>
+                <w:rFonts w:ascii="Consolas" w:hAnsi="Consolas" w:eastAsia="Consolas"/>
+                <w:b w:val="0"/>
+                <w:color w:val="5B6875"/>
+                <w:sz w:val="16"/>
+              </w:rPr>
+              <w:t xml:space="preserve">   1  </w:t>
+            </w:r>
+            <w:r>
+              <w:rPr>
+                <w:rFonts w:ascii="Consolas" w:hAnsi="Consolas" w:eastAsia="Consolas"/>
+                <w:b w:val="0"/>
+                <w:sz w:val="16"/>
+              </w:rPr>
+              <w:t># Warnings for relationships that break star-schema guidance.</w:t>
+            </w:r>
+          </w:p>
+          <w:p>
+            <w:pPr>
+              <w:spacing w:before="0" w:after="0" w:line="240" w:lineRule="auto"/>
+              <w:ind w:left="567" w:hanging="567"/>
+            </w:pPr>
+            <w:r>
+              <w:rPr>
+                <w:rFonts w:ascii="Consolas" w:hAnsi="Consolas" w:eastAsia="Consolas"/>
+                <w:b w:val="0"/>
+                <w:color w:val="5B6875"/>
+                <w:sz w:val="16"/>
+              </w:rPr>
+              <w:t xml:space="preserve">   2  </w:t>
+            </w:r>
+            <w:r>
+              <w:rPr>
+                <w:rFonts w:ascii="Consolas" w:hAnsi="Consolas" w:eastAsia="Consolas"/>
+                <w:b w:val="0"/>
+                <w:sz w:val="16"/>
+              </w:rPr>
+              <w:t>def model_warnings(</w:t>
+            </w:r>
+          </w:p>
+          <w:p>
+            <w:pPr>
+              <w:spacing w:before="0" w:after="0" w:line="240" w:lineRule="auto"/>
+              <w:ind w:left="567" w:hanging="567"/>
+            </w:pPr>
+            <w:r>
+              <w:rPr>
+                <w:rFonts w:ascii="Consolas" w:hAnsi="Consolas" w:eastAsia="Consolas"/>
+                <w:b w:val="0"/>
+                <w:color w:val="5B6875"/>
+                <w:sz w:val="16"/>
+              </w:rPr>
+              <w:t xml:space="preserve">   3  </w:t>
+            </w:r>
+            <w:r>
+              <w:rPr>
+                <w:rFonts w:ascii="Consolas" w:hAnsi="Consolas" w:eastAsia="Consolas"/>
+                <w:b w:val="0"/>
+                <w:sz w:val="16"/>
+              </w:rPr>
+              <w:t xml:space="preserve">    relationships: list[dict[str, str]],</w:t>
+            </w:r>
+          </w:p>
+          <w:p>
+            <w:pPr>
+              <w:spacing w:before="0" w:after="0" w:line="240" w:lineRule="auto"/>
+              <w:ind w:left="567" w:hanging="567"/>
+            </w:pPr>
+            <w:r>
+              <w:rPr>
+                <w:rFonts w:ascii="Consolas" w:hAnsi="Consolas" w:eastAsia="Consolas"/>
+                <w:b w:val="0"/>
+                <w:color w:val="5B6875"/>
+                <w:sz w:val="16"/>
+              </w:rPr>
+              <w:t xml:space="preserve">   4  </w:t>
+            </w:r>
+            <w:r>
+              <w:rPr>
+                <w:rFonts w:ascii="Consolas" w:hAnsi="Consolas" w:eastAsia="Consolas"/>
+                <w:b w:val="0"/>
+                <w:sz w:val="16"/>
+              </w:rPr>
+              <w:t>) -&gt; list[str]: ...</w:t>
+            </w:r>
+          </w:p>
+        </w:tc>
+      </w:tr>
+    </w:tbl>
+    <w:p/>
     <w:p>
       <w:r>
         <w:rPr>
@@ -2852,6 +3005,126 @@
           <w:b w:val="0"/>
           <w:i w:val="0"/>
         </w:rPr>
+        <w:t>Shape of the answer. The reference answer follows this outline. Replace each ... with your own code.</w:t>
+      </w:r>
+    </w:p>
+    <w:tbl>
+      <w:tblPr>
+        <w:tblW w:type="auto" w:w="0"/>
+        <w:jc w:val="left"/>
+        <w:tblLook w:firstColumn="1" w:firstRow="1" w:lastColumn="0" w:lastRow="0" w:noHBand="0" w:noVBand="1" w:val="04A0"/>
+      </w:tblPr>
+      <w:tblGrid>
+        <w:gridCol w:w="8221"/>
+      </w:tblGrid>
+      <w:tr>
+        <w:tc>
+          <w:tcPr>
+            <w:tcW w:type="dxa" w:w="8221"/>
+            <w:shd w:val="clear" w:color="auto" w:fill="F2F4F7"/>
+          </w:tcPr>
+          <w:p>
+            <w:pPr>
+              <w:spacing w:before="0" w:after="0" w:line="240" w:lineRule="auto"/>
+              <w:ind w:left="567" w:hanging="567"/>
+            </w:pPr>
+            <w:r>
+              <w:rPr>
+                <w:rFonts w:ascii="Consolas" w:hAnsi="Consolas" w:eastAsia="Consolas"/>
+                <w:b w:val="0"/>
+                <w:color w:val="5B6875"/>
+                <w:sz w:val="16"/>
+              </w:rPr>
+              <w:t xml:space="preserve">   1  </w:t>
+            </w:r>
+            <w:r>
+              <w:rPr>
+                <w:rFonts w:ascii="Consolas" w:hAnsi="Consolas" w:eastAsia="Consolas"/>
+                <w:b w:val="0"/>
+                <w:sz w:val="16"/>
+              </w:rPr>
+              <w:t>Share of aware across brands =</w:t>
+            </w:r>
+          </w:p>
+          <w:p>
+            <w:pPr>
+              <w:spacing w:before="0" w:after="0" w:line="240" w:lineRule="auto"/>
+              <w:ind w:left="567" w:hanging="567"/>
+            </w:pPr>
+            <w:r>
+              <w:rPr>
+                <w:rFonts w:ascii="Consolas" w:hAnsi="Consolas" w:eastAsia="Consolas"/>
+                <w:b w:val="0"/>
+                <w:color w:val="5B6875"/>
+                <w:sz w:val="16"/>
+              </w:rPr>
+              <w:t xml:space="preserve">   2  </w:t>
+            </w:r>
+            <w:r>
+              <w:rPr>
+                <w:rFonts w:ascii="Consolas" w:hAnsi="Consolas" w:eastAsia="Consolas"/>
+                <w:b w:val="0"/>
+                <w:sz w:val="16"/>
+              </w:rPr>
+              <w:t>VAR ...</w:t>
+            </w:r>
+          </w:p>
+          <w:p>
+            <w:pPr>
+              <w:spacing w:before="0" w:after="0" w:line="240" w:lineRule="auto"/>
+              <w:ind w:left="567" w:hanging="567"/>
+            </w:pPr>
+            <w:r>
+              <w:rPr>
+                <w:rFonts w:ascii="Consolas" w:hAnsi="Consolas" w:eastAsia="Consolas"/>
+                <w:b w:val="0"/>
+                <w:color w:val="5B6875"/>
+                <w:sz w:val="16"/>
+              </w:rPr>
+              <w:t xml:space="preserve">   3  </w:t>
+            </w:r>
+            <w:r>
+              <w:rPr>
+                <w:rFonts w:ascii="Consolas" w:hAnsi="Consolas" w:eastAsia="Consolas"/>
+                <w:b w:val="0"/>
+                <w:sz w:val="16"/>
+              </w:rPr>
+              <w:t>VAR ...</w:t>
+            </w:r>
+          </w:p>
+          <w:p>
+            <w:pPr>
+              <w:spacing w:before="0" w:after="0" w:line="240" w:lineRule="auto"/>
+              <w:ind w:left="567" w:hanging="567"/>
+            </w:pPr>
+            <w:r>
+              <w:rPr>
+                <w:rFonts w:ascii="Consolas" w:hAnsi="Consolas" w:eastAsia="Consolas"/>
+                <w:b w:val="0"/>
+                <w:color w:val="5B6875"/>
+                <w:sz w:val="16"/>
+              </w:rPr>
+              <w:t xml:space="preserve">   4  </w:t>
+            </w:r>
+            <w:r>
+              <w:rPr>
+                <w:rFonts w:ascii="Consolas" w:hAnsi="Consolas" w:eastAsia="Consolas"/>
+                <w:b w:val="0"/>
+                <w:sz w:val="16"/>
+              </w:rPr>
+              <w:t>RETURN ...</w:t>
+            </w:r>
+          </w:p>
+        </w:tc>
+      </w:tr>
+    </w:tbl>
+    <w:p/>
+    <w:p>
+      <w:r>
+        <w:rPr>
+          <w:b w:val="0"/>
+          <w:i w:val="0"/>
+        </w:rPr>
         <w:t>Starter code:</w:t>
       </w:r>
     </w:p>
@@ -4281,6 +4554,355 @@
         <w:t xml:space="preserve"> for other SKUs.</w:t>
       </w:r>
     </w:p>
+    <w:p>
+      <w:r>
+        <w:rPr>
+          <w:b w:val="0"/>
+          <w:i w:val="0"/>
+        </w:rPr>
+        <w:t>Your code must pass these checks:</w:t>
+      </w:r>
+    </w:p>
+    <w:p>
+      <w:pPr>
+        <w:pStyle w:val="ListBullet"/>
+      </w:pPr>
+      <w:r>
+        <w:rPr>
+          <w:b w:val="0"/>
+          <w:i w:val="0"/>
+        </w:rPr>
+        <w:t>F2 to F32: 1,000 files and 300 million rows. Equal to the limit is allowed.</w:t>
+      </w:r>
+    </w:p>
+    <w:p>
+      <w:pPr>
+        <w:pStyle w:val="ListBullet"/>
+      </w:pPr>
+      <w:r>
+        <w:rPr>
+          <w:b w:val="0"/>
+          <w:i w:val="0"/>
+        </w:rPr>
+        <w:t>F64: 5,000 files, 1,500 million rows. F256: 5,000 files, 6,000 million rows.</w:t>
+      </w:r>
+    </w:p>
+    <w:p>
+      <w:pPr>
+        <w:pStyle w:val="ListBullet"/>
+      </w:pPr>
+      <w:r>
+        <w:rPr>
+          <w:b w:val="0"/>
+          <w:i w:val="0"/>
+        </w:rPr>
+        <w:t>Unknown SKUs must raise KeyError.</w:t>
+      </w:r>
+    </w:p>
+    <w:p>
+      <w:r>
+        <w:rPr>
+          <w:b w:val="0"/>
+          <w:i w:val="0"/>
+        </w:rPr>
+        <w:t>Shape of the answer. The reference solution defines these names. Write the bodies yourself.</w:t>
+      </w:r>
+    </w:p>
+    <w:tbl>
+      <w:tblPr>
+        <w:tblW w:type="auto" w:w="0"/>
+        <w:jc w:val="left"/>
+        <w:tblLook w:firstColumn="1" w:firstRow="1" w:lastColumn="0" w:lastRow="0" w:noHBand="0" w:noVBand="1" w:val="04A0"/>
+      </w:tblPr>
+      <w:tblGrid>
+        <w:gridCol w:w="8221"/>
+      </w:tblGrid>
+      <w:tr>
+        <w:tc>
+          <w:tcPr>
+            <w:tcW w:type="dxa" w:w="8221"/>
+            <w:shd w:val="clear" w:color="auto" w:fill="F2F4F7"/>
+          </w:tcPr>
+          <w:p>
+            <w:pPr>
+              <w:spacing w:before="0" w:after="0" w:line="240" w:lineRule="auto"/>
+              <w:ind w:left="567" w:hanging="567"/>
+            </w:pPr>
+            <w:r>
+              <w:rPr>
+                <w:rFonts w:ascii="Consolas" w:hAnsi="Consolas" w:eastAsia="Consolas"/>
+                <w:b w:val="0"/>
+                <w:color w:val="5B6875"/>
+                <w:sz w:val="16"/>
+              </w:rPr>
+              <w:t xml:space="preserve">   1  </w:t>
+            </w:r>
+            <w:r>
+              <w:rPr>
+                <w:rFonts w:ascii="Consolas" w:hAnsi="Consolas" w:eastAsia="Consolas"/>
+                <w:b w:val="0"/>
+                <w:sz w:val="16"/>
+              </w:rPr>
+              <w:t># Module constant.</w:t>
+            </w:r>
+          </w:p>
+          <w:p>
+            <w:pPr>
+              <w:spacing w:before="0" w:after="0" w:line="240" w:lineRule="auto"/>
+              <w:ind w:left="567" w:hanging="567"/>
+            </w:pPr>
+            <w:r>
+              <w:rPr>
+                <w:rFonts w:ascii="Consolas" w:hAnsi="Consolas" w:eastAsia="Consolas"/>
+                <w:b w:val="0"/>
+                <w:color w:val="5B6875"/>
+                <w:sz w:val="16"/>
+              </w:rPr>
+              <w:t xml:space="preserve">   2  </w:t>
+            </w:r>
+            <w:r>
+              <w:rPr>
+                <w:rFonts w:ascii="Consolas" w:hAnsi="Consolas" w:eastAsia="Consolas"/>
+                <w:b w:val="0"/>
+                <w:sz w:val="16"/>
+              </w:rPr>
+              <w:t>SMALL = ...</w:t>
+            </w:r>
+          </w:p>
+          <w:p>
+            <w:pPr>
+              <w:spacing w:before="0" w:after="0" w:line="240" w:lineRule="auto"/>
+              <w:ind w:left="567" w:hanging="567"/>
+            </w:pPr>
+            <w:r>
+              <w:rPr>
+                <w:rFonts w:ascii="Consolas" w:hAnsi="Consolas" w:eastAsia="Consolas"/>
+                <w:b w:val="0"/>
+                <w:color w:val="5B6875"/>
+                <w:sz w:val="16"/>
+              </w:rPr>
+              <w:t xml:space="preserve">   3  </w:t>
+            </w:r>
+            <w:r>
+              <w:rPr>
+                <w:rFonts w:ascii="Consolas" w:hAnsi="Consolas" w:eastAsia="Consolas"/>
+                <w:b w:val="0"/>
+                <w:sz w:val="16"/>
+              </w:rPr>
+              <w:t xml:space="preserve"> </w:t>
+            </w:r>
+          </w:p>
+          <w:p>
+            <w:pPr>
+              <w:spacing w:before="0" w:after="0" w:line="240" w:lineRule="auto"/>
+              <w:ind w:left="567" w:hanging="567"/>
+            </w:pPr>
+            <w:r>
+              <w:rPr>
+                <w:rFonts w:ascii="Consolas" w:hAnsi="Consolas" w:eastAsia="Consolas"/>
+                <w:b w:val="0"/>
+                <w:color w:val="5B6875"/>
+                <w:sz w:val="16"/>
+              </w:rPr>
+              <w:t xml:space="preserve">   4  </w:t>
+            </w:r>
+            <w:r>
+              <w:rPr>
+                <w:rFonts w:ascii="Consolas" w:hAnsi="Consolas" w:eastAsia="Consolas"/>
+                <w:b w:val="0"/>
+                <w:sz w:val="16"/>
+              </w:rPr>
+              <w:t># Module constant.</w:t>
+            </w:r>
+          </w:p>
+          <w:p>
+            <w:pPr>
+              <w:spacing w:before="0" w:after="0" w:line="240" w:lineRule="auto"/>
+              <w:ind w:left="567" w:hanging="567"/>
+            </w:pPr>
+            <w:r>
+              <w:rPr>
+                <w:rFonts w:ascii="Consolas" w:hAnsi="Consolas" w:eastAsia="Consolas"/>
+                <w:b w:val="0"/>
+                <w:color w:val="5B6875"/>
+                <w:sz w:val="16"/>
+              </w:rPr>
+              <w:t xml:space="preserve">   5  </w:t>
+            </w:r>
+            <w:r>
+              <w:rPr>
+                <w:rFonts w:ascii="Consolas" w:hAnsi="Consolas" w:eastAsia="Consolas"/>
+                <w:b w:val="0"/>
+                <w:sz w:val="16"/>
+              </w:rPr>
+              <w:t>GUARDRAILS = ...</w:t>
+            </w:r>
+          </w:p>
+          <w:p>
+            <w:pPr>
+              <w:spacing w:before="0" w:after="0" w:line="240" w:lineRule="auto"/>
+              <w:ind w:left="567" w:hanging="567"/>
+            </w:pPr>
+            <w:r>
+              <w:rPr>
+                <w:rFonts w:ascii="Consolas" w:hAnsi="Consolas" w:eastAsia="Consolas"/>
+                <w:b w:val="0"/>
+                <w:color w:val="5B6875"/>
+                <w:sz w:val="16"/>
+              </w:rPr>
+              <w:t xml:space="preserve">   6  </w:t>
+            </w:r>
+            <w:r>
+              <w:rPr>
+                <w:rFonts w:ascii="Consolas" w:hAnsi="Consolas" w:eastAsia="Consolas"/>
+                <w:b w:val="0"/>
+                <w:sz w:val="16"/>
+              </w:rPr>
+              <w:t xml:space="preserve"> </w:t>
+            </w:r>
+          </w:p>
+          <w:p>
+            <w:pPr>
+              <w:spacing w:before="0" w:after="0" w:line="240" w:lineRule="auto"/>
+              <w:ind w:left="567" w:hanging="567"/>
+            </w:pPr>
+            <w:r>
+              <w:rPr>
+                <w:rFonts w:ascii="Consolas" w:hAnsi="Consolas" w:eastAsia="Consolas"/>
+                <w:b w:val="0"/>
+                <w:color w:val="5B6875"/>
+                <w:sz w:val="16"/>
+              </w:rPr>
+              <w:t xml:space="preserve">   7  </w:t>
+            </w:r>
+            <w:r>
+              <w:rPr>
+                <w:rFonts w:ascii="Consolas" w:hAnsi="Consolas" w:eastAsia="Consolas"/>
+                <w:b w:val="0"/>
+                <w:sz w:val="16"/>
+              </w:rPr>
+              <w:t># Direct Lake per-table guardrails a table exceeds on a SKU.</w:t>
+            </w:r>
+          </w:p>
+          <w:p>
+            <w:pPr>
+              <w:spacing w:before="0" w:after="0" w:line="240" w:lineRule="auto"/>
+              <w:ind w:left="567" w:hanging="567"/>
+            </w:pPr>
+            <w:r>
+              <w:rPr>
+                <w:rFonts w:ascii="Consolas" w:hAnsi="Consolas" w:eastAsia="Consolas"/>
+                <w:b w:val="0"/>
+                <w:color w:val="5B6875"/>
+                <w:sz w:val="16"/>
+              </w:rPr>
+              <w:t xml:space="preserve">   8  </w:t>
+            </w:r>
+            <w:r>
+              <w:rPr>
+                <w:rFonts w:ascii="Consolas" w:hAnsi="Consolas" w:eastAsia="Consolas"/>
+                <w:b w:val="0"/>
+                <w:sz w:val="16"/>
+              </w:rPr>
+              <w:t>def guardrail_problems(</w:t>
+            </w:r>
+          </w:p>
+          <w:p>
+            <w:pPr>
+              <w:spacing w:before="0" w:after="0" w:line="240" w:lineRule="auto"/>
+              <w:ind w:left="567" w:hanging="567"/>
+            </w:pPr>
+            <w:r>
+              <w:rPr>
+                <w:rFonts w:ascii="Consolas" w:hAnsi="Consolas" w:eastAsia="Consolas"/>
+                <w:b w:val="0"/>
+                <w:color w:val="5B6875"/>
+                <w:sz w:val="16"/>
+              </w:rPr>
+              <w:t xml:space="preserve">   9  </w:t>
+            </w:r>
+            <w:r>
+              <w:rPr>
+                <w:rFonts w:ascii="Consolas" w:hAnsi="Consolas" w:eastAsia="Consolas"/>
+                <w:b w:val="0"/>
+                <w:sz w:val="16"/>
+              </w:rPr>
+              <w:t xml:space="preserve">    sku: str,</w:t>
+            </w:r>
+          </w:p>
+          <w:p>
+            <w:pPr>
+              <w:spacing w:before="0" w:after="0" w:line="240" w:lineRule="auto"/>
+              <w:ind w:left="567" w:hanging="567"/>
+            </w:pPr>
+            <w:r>
+              <w:rPr>
+                <w:rFonts w:ascii="Consolas" w:hAnsi="Consolas" w:eastAsia="Consolas"/>
+                <w:b w:val="0"/>
+                <w:color w:val="5B6875"/>
+                <w:sz w:val="16"/>
+              </w:rPr>
+              <w:t xml:space="preserve">  10  </w:t>
+            </w:r>
+            <w:r>
+              <w:rPr>
+                <w:rFonts w:ascii="Consolas" w:hAnsi="Consolas" w:eastAsia="Consolas"/>
+                <w:b w:val="0"/>
+                <w:sz w:val="16"/>
+              </w:rPr>
+              <w:t xml:space="preserve">    parquet_files: int,</w:t>
+            </w:r>
+          </w:p>
+          <w:p>
+            <w:pPr>
+              <w:spacing w:before="0" w:after="0" w:line="240" w:lineRule="auto"/>
+              <w:ind w:left="567" w:hanging="567"/>
+            </w:pPr>
+            <w:r>
+              <w:rPr>
+                <w:rFonts w:ascii="Consolas" w:hAnsi="Consolas" w:eastAsia="Consolas"/>
+                <w:b w:val="0"/>
+                <w:color w:val="5B6875"/>
+                <w:sz w:val="16"/>
+              </w:rPr>
+              <w:t xml:space="preserve">  11  </w:t>
+            </w:r>
+            <w:r>
+              <w:rPr>
+                <w:rFonts w:ascii="Consolas" w:hAnsi="Consolas" w:eastAsia="Consolas"/>
+                <w:b w:val="0"/>
+                <w:sz w:val="16"/>
+              </w:rPr>
+              <w:t xml:space="preserve">    rows_millions: float,</w:t>
+            </w:r>
+          </w:p>
+          <w:p>
+            <w:pPr>
+              <w:spacing w:before="0" w:after="0" w:line="240" w:lineRule="auto"/>
+              <w:ind w:left="567" w:hanging="567"/>
+            </w:pPr>
+            <w:r>
+              <w:rPr>
+                <w:rFonts w:ascii="Consolas" w:hAnsi="Consolas" w:eastAsia="Consolas"/>
+                <w:b w:val="0"/>
+                <w:color w:val="5B6875"/>
+                <w:sz w:val="16"/>
+              </w:rPr>
+              <w:t xml:space="preserve">  12  </w:t>
+            </w:r>
+            <w:r>
+              <w:rPr>
+                <w:rFonts w:ascii="Consolas" w:hAnsi="Consolas" w:eastAsia="Consolas"/>
+                <w:b w:val="0"/>
+                <w:sz w:val="16"/>
+              </w:rPr>
+              <w:t>) -&gt; list[str]: ...</w:t>
+            </w:r>
+          </w:p>
+        </w:tc>
+      </w:tr>
+    </w:tbl>
+    <w:p/>
     <w:p>
       <w:r>
         <w:rPr>

--- a/site/downloads/handbook-C6.docx
+++ b/site/downloads/handbook-C6.docx
@@ -4992,6 +4992,109 @@
           <w:i w:val="0"/>
         </w:rPr>
         <w:t>A gold table read by Direct Lake on an F32 grows by one small file per hour and has passed the file guardrail. Tap the line that causes the build-up, and rewrite the job so the table is compacted after the append.</w:t>
+      </w:r>
+    </w:p>
+    <w:p>
+      <w:r>
+        <w:rPr>
+          <w:b/>
+          <w:i w:val="0"/>
+        </w:rPr>
+        <w:t>What you need to know.</w:t>
+      </w:r>
+    </w:p>
+    <w:p>
+      <w:r>
+        <w:rPr>
+          <w:rFonts w:ascii="Consolas" w:hAnsi="Consolas" w:eastAsia="Consolas"/>
+          <w:b w:val="0"/>
+          <w:sz w:val="19"/>
+        </w:rPr>
+        <w:t>df.repartition(n)</w:t>
+      </w:r>
+      <w:r>
+        <w:rPr>
+          <w:b w:val="0"/>
+          <w:i w:val="0"/>
+        </w:rPr>
+        <w:t xml:space="preserve"> redistributes the rows into </w:t>
+      </w:r>
+      <w:r>
+        <w:rPr>
+          <w:rFonts w:ascii="Consolas" w:hAnsi="Consolas" w:eastAsia="Consolas"/>
+          <w:b w:val="0"/>
+          <w:sz w:val="19"/>
+        </w:rPr>
+        <w:t>n</w:t>
+      </w:r>
+      <w:r>
+        <w:rPr>
+          <w:b w:val="0"/>
+          <w:i w:val="0"/>
+        </w:rPr>
+        <w:t xml:space="preserve"> partitions. Spark writes one file per partition, so </w:t>
+      </w:r>
+      <w:r>
+        <w:rPr>
+          <w:rFonts w:ascii="Consolas" w:hAnsi="Consolas" w:eastAsia="Consolas"/>
+          <w:b w:val="0"/>
+          <w:sz w:val="19"/>
+        </w:rPr>
+        <w:t>repartition(1)</w:t>
+      </w:r>
+      <w:r>
+        <w:rPr>
+          <w:b w:val="0"/>
+          <w:i w:val="0"/>
+        </w:rPr>
+        <w:t xml:space="preserve"> before a write produces one file per write.</w:t>
+      </w:r>
+    </w:p>
+    <w:p>
+      <w:r>
+        <w:rPr>
+          <w:rFonts w:ascii="Consolas" w:hAnsi="Consolas" w:eastAsia="Consolas"/>
+          <w:b w:val="0"/>
+          <w:sz w:val="19"/>
+        </w:rPr>
+        <w:t>df.sparkSession</w:t>
+      </w:r>
+      <w:r>
+        <w:rPr>
+          <w:b w:val="0"/>
+          <w:i w:val="0"/>
+        </w:rPr>
+        <w:t xml:space="preserve"> is the session the DataFrame belongs to, so a function can run SQL with </w:t>
+      </w:r>
+      <w:r>
+        <w:rPr>
+          <w:rFonts w:ascii="Consolas" w:hAnsi="Consolas" w:eastAsia="Consolas"/>
+          <w:b w:val="0"/>
+          <w:sz w:val="19"/>
+        </w:rPr>
+        <w:t>df.sparkSession.sql(...)</w:t>
+      </w:r>
+      <w:r>
+        <w:rPr>
+          <w:b w:val="0"/>
+          <w:i w:val="0"/>
+        </w:rPr>
+        <w:t xml:space="preserve"> without a separate </w:t>
+      </w:r>
+      <w:r>
+        <w:rPr>
+          <w:rFonts w:ascii="Consolas" w:hAnsi="Consolas" w:eastAsia="Consolas"/>
+          <w:b w:val="0"/>
+          <w:sz w:val="19"/>
+        </w:rPr>
+        <w:t>spark</w:t>
+      </w:r>
+      <w:r>
+        <w:rPr>
+          <w:b w:val="0"/>
+          <w:i w:val="0"/>
+        </w:rPr>
+        <w:t xml:space="preserve"> parameter.</w:t>
       </w:r>
     </w:p>
     <w:tbl>
